--- a/dataset/guides_final/SW/guide/IT-SW-003_업무용 SW 실행·오류 대응 가이드.docx
+++ b/dataset/guides_final/SW/guide/IT-SW-003_업무용 SW 실행·오류 대응 가이드.docx
@@ -24,7 +24,7 @@
           <w:color w:val="5A6270"/>
           <w:sz w:val="24"/>
         </w:rPr>
-        <w:t>한화시스템 ICT 임직원 IT 안내 · SW·라이선스</w:t>
+        <w:t>가상 ICT 기업 임직원 IT 안내 · SW·라이선스</w:t>
       </w:r>
     </w:p>
     <w:p>
@@ -10147,7 +10147,7 @@
                 <w:color w:val="E3E8EF"/>
                 <w:sz w:val="18"/>
               </w:rPr>
-              <w:t>setx REQUESTS_CA_BUNDLE "C:\hanwha\certs\hanwha-ict-root.pem"</w:t>
+              <w:t>setx REQUESTS_CA_BUNDLE "C:\ict\certs\ict-root.pem"</w:t>
             </w:r>
           </w:p>
           <w:p>
@@ -10161,7 +10161,7 @@
                 <w:color w:val="E3E8EF"/>
                 <w:sz w:val="18"/>
               </w:rPr>
-              <w:t>setx SSL_CERT_FILE "C:\hanwha\certs\hanwha-ict-root.pem"</w:t>
+              <w:t>setx SSL_CERT_FILE "C:\ict\certs\ict-root.pem"</w:t>
             </w:r>
           </w:p>
           <w:p>
@@ -10189,7 +10189,7 @@
                 <w:color w:val="E3E8EF"/>
                 <w:sz w:val="18"/>
               </w:rPr>
-              <w:t>setx NODE_EXTRA_CA_CERTS "C:\hanwha\certs\hanwha-ict-root.pem"</w:t>
+              <w:t>setx NODE_EXTRA_CA_CERTS "C:\ict\certs\ict-root.pem"</w:t>
             </w:r>
           </w:p>
           <w:p>
@@ -10217,7 +10217,7 @@
                 <w:color w:val="E3E8EF"/>
                 <w:sz w:val="18"/>
               </w:rPr>
-              <w:t>git config --global http.sslCAInfo "C:/hanwha/certs/hanwha-ict-root.pem"</w:t>
+              <w:t>git config --global http.sslCAInfo "C:/ict/certs/ict-root.pem"</w:t>
             </w:r>
           </w:p>
         </w:tc>
@@ -10276,7 +10276,7 @@
                 <w:color w:val="E3E8EF"/>
                 <w:sz w:val="18"/>
               </w:rPr>
-              <w:t>echo 'export REQUESTS_CA_BUNDLE=/Library/hanwha/certs/hanwha-ict-root.pem' &gt;&gt; ~/.zshrc</w:t>
+              <w:t>echo 'export REQUESTS_CA_BUNDLE=/Library/ict/certs/ict-root.pem' &gt;&gt; ~/.zshrc</w:t>
             </w:r>
           </w:p>
           <w:p>
@@ -10290,7 +10290,7 @@
                 <w:color w:val="E3E8EF"/>
                 <w:sz w:val="18"/>
               </w:rPr>
-              <w:t>echo 'export SSL_CERT_FILE=/Library/hanwha/certs/hanwha-ict-root.pem' &gt;&gt; ~/.zshrc</w:t>
+              <w:t>echo 'export SSL_CERT_FILE=/Library/ict/certs/ict-root.pem' &gt;&gt; ~/.zshrc</w:t>
             </w:r>
           </w:p>
           <w:p>
@@ -10304,7 +10304,7 @@
                 <w:color w:val="E3E8EF"/>
                 <w:sz w:val="18"/>
               </w:rPr>
-              <w:t>echo 'export NODE_EXTRA_CA_CERTS=/Library/hanwha/certs/hanwha-ict-root.pem' &gt;&gt; ~/.zshrc</w:t>
+              <w:t>echo 'export NODE_EXTRA_CA_CERTS=/Library/ict/certs/ict-root.pem' &gt;&gt; ~/.zshrc</w:t>
             </w:r>
           </w:p>
           <w:p>
@@ -10318,7 +10318,7 @@
                 <w:color w:val="E3E8EF"/>
                 <w:sz w:val="18"/>
               </w:rPr>
-              <w:t>git config --global http.sslCAInfo /Library/hanwha/certs/hanwha-ict-root.pem</w:t>
+              <w:t>git config --global http.sslCAInfo /Library/ict/certs/ict-root.pem</w:t>
             </w:r>
           </w:p>
           <w:p>
@@ -12769,7 +12769,7 @@
                 <w:color w:val="1D2433"/>
                 <w:sz w:val="19"/>
               </w:rPr>
-              <w:t>사내 IT 포털(hanwha-admin) 상단 [챗봇 문의]</w:t>
+              <w:t>사내 IT 포털 상단 [챗봇 문의]</w:t>
             </w:r>
           </w:p>
         </w:tc>
@@ -13041,7 +13041,7 @@
                 <w:color w:val="1D2433"/>
                 <w:sz w:val="19"/>
               </w:rPr>
-              <w:t>it-helpdesk@hanwha-ict.example</w:t>
+              <w:t>it-helpdesk@ict.example</w:t>
             </w:r>
           </w:p>
         </w:tc>
@@ -14434,7 +14434,7 @@
         <w:color w:val="5A6270"/>
         <w:sz w:val="16"/>
       </w:rPr>
-      <w:t>© HANWHA SYSTEMS ICT · IT-SW-003 · 사내 일반</w:t>
+      <w:t>© 가상 ICT 기업 · IT-SW-003 · 사내 일반</w:t>
     </w:r>
     <w:r>
       <w:rPr>
